--- a/resume/Hannah-Lyons-Resume.docx
+++ b/resume/Hannah-Lyons-Resume.docx
@@ -1384,7 +1384,7 @@
           <w:sz w:val="22"/>
           <w:szCs w:val="22"/>
         </w:rPr>
-        <w:t xml:space="preserve">CLEARANCE, </w:t>
+        <w:t xml:space="preserve"/>
       </w:r>
       <w:r>
         <w:rPr>
@@ -1412,61 +1412,6 @@
           <w:szCs w:val="22"/>
         </w:rPr>
         <w:t>SOCIETIES</w:t>
-      </w:r>
-    </w:p>
-    <w:p>
-      <w:pPr>
-        <w:rPr>
-          <w:rStyle w:val="Strong"/>
-          <w:b w:val="0"/>
-          <w:sz w:val="20"/>
-          <w:szCs w:val="20"/>
-        </w:rPr>
-      </w:pPr>
-      <w:r>
-        <w:rPr>
-          <w:rStyle w:val="Strong"/>
-          <w:b w:val="0"/>
-          <w:sz w:val="20"/>
-          <w:szCs w:val="20"/>
-        </w:rPr>
-        <w:t>T</w:t>
-      </w:r>
-      <w:r>
-        <w:rPr>
-          <w:rStyle w:val="Strong"/>
-          <w:b w:val="0"/>
-          <w:sz w:val="20"/>
-          <w:szCs w:val="20"/>
-        </w:rPr>
-        <w:t>S/SCI Clearance</w:t>
-      </w:r>
-      <w:r>
-        <w:rPr>
-          <w:rStyle w:val="Strong"/>
-          <w:b w:val="0"/>
-          <w:sz w:val="20"/>
-          <w:szCs w:val="20"/>
-        </w:rPr>
-        <w:t xml:space="preserve"> | </w:t>
-      </w:r>
-      <w:r>
-        <w:rPr>
-          <w:rStyle w:val="Strong"/>
-          <w:b w:val="0"/>
-          <w:sz w:val="20"/>
-          <w:szCs w:val="20"/>
-        </w:rPr>
-        <w:t xml:space="preserve">Adjudicated </w:t>
-      </w:r>
-      <w:r>
-        <w:rPr>
-          <w:rStyle w:val="Strong"/>
-          <w:b w:val="0"/>
-          <w:sz w:val="20"/>
-          <w:szCs w:val="20"/>
-        </w:rPr>
-        <w:t>March 2025</w:t>
       </w:r>
     </w:p>
     <w:p>

--- a/resume/Hannah-Lyons-Resume.docx
+++ b/resume/Hannah-Lyons-Resume.docx
@@ -800,6 +800,54 @@
           <w:szCs w:val="20"/>
           <w:lang w:val="en-US"/>
         </w:rPr>
+        <w:t xml:space="preserve">Selected in October 2026 for the Agentic Development Life Cycle (ADLC) proof-of-concept team, building a new application from scratch without an IDE by orchestrating AI agents with GCP Scion.</w:t>
+      </w:r>
+    </w:p>
+    <w:p>
+      <w:pPr>
+        <w:pStyle w:val="ListParagraph"/>
+        <w:numPr>
+          <w:ilvl w:val="0"/>
+          <w:numId w:val="30"/>
+        </w:numPr>
+        <w:rPr>
+          <w:noProof w:val="0"/>
+          <w:sz w:val="20"/>
+          <w:szCs w:val="20"/>
+          <w:lang w:val="en-US"/>
+        </w:rPr>
+      </w:pPr>
+      <w:r>
+        <w:rPr>
+          <w:noProof w:val="0"/>
+          <w:sz w:val="20"/>
+          <w:szCs w:val="20"/>
+          <w:lang w:val="en-US"/>
+        </w:rPr>
+        <w:t xml:space="preserve">Define intent, constraints, and acceptance criteria and review agent output for quality and security; help interview new ADLC engineers and bring agentic practices back to legacy applications.</w:t>
+      </w:r>
+    </w:p>
+    <w:p>
+      <w:pPr>
+        <w:pStyle w:val="ListParagraph"/>
+        <w:numPr>
+          <w:ilvl w:val="0"/>
+          <w:numId w:val="30"/>
+        </w:numPr>
+        <w:rPr>
+          <w:noProof w:val="0"/>
+          <w:sz w:val="20"/>
+          <w:szCs w:val="20"/>
+          <w:lang w:val="en-US"/>
+        </w:rPr>
+      </w:pPr>
+      <w:r>
+        <w:rPr>
+          <w:noProof w:val="0"/>
+          <w:sz w:val="20"/>
+          <w:szCs w:val="20"/>
+          <w:lang w:val="en-US"/>
+        </w:rPr>
         <w:t xml:space="preserve">Owned end-to-end delivery in an Agile SDLC, managing </w:t>
       </w:r>
       <w:r>
@@ -1688,7 +1736,7 @@
     </w:p>
     <w:sectPr>
       <w:pgSz w:w="12240" w:h="15840" w:orient="portrait"/>
-      <w:pgMar w:top="1440" w:right="1440" w:bottom="1440" w:left="1440" w:header="720" w:footer="720" w:gutter="0"/>
+      <w:pgMar w:top="1080" w:right="1440" w:bottom="1080" w:left="1440" w:header="720" w:footer="720" w:gutter="0"/>
       <w:cols w:space="720"/>
       <w:docGrid w:linePitch="360"/>
     </w:sectPr>
